--- a/_inbox/PDI/05-distribuidos-mensageria-eventos/atividade-1/7-apresentacao/pdi-distribuidos-mensageria-eventos-a1.docx
+++ b/_inbox/PDI/05-distribuidos-mensageria-eventos/atividade-1/7-apresentacao/pdi-distribuidos-mensageria-eventos-a1.docx
@@ -4,277 +4,188 @@
   <w:body>
     <w:p>
       <w:pPr>
-        <w:pStyle w:val="Title"/>
+        <w:jc w:val="center"/>
       </w:pPr>
       <w:r>
+        <w:rPr>
+          <w:b/>
+          <w:color w:val="8B4513"/>
+          <w:sz w:val="28"/>
+        </w:rPr>
+        <w:t>PDI</w:t>
+      </w:r>
+    </w:p>
+    <w:p>
+      <w:pPr>
+        <w:jc w:val="center"/>
+      </w:pPr>
+      <w:r>
+        <w:rPr>
+          <w:b/>
+          <w:sz w:val="46"/>
+        </w:rPr>
         <w:t>Sistemas Distribuidos com Mensageria (fila, topico, DLQ)</w:t>
       </w:r>
     </w:p>
     <w:p>
+      <w:pPr>
+        <w:jc w:val="center"/>
+      </w:pPr>
       <w:r>
-        <w:t>PDI Marcos Luciano - marcosluciano.rodrigues@v4company.com</w:t>
+        <w:rPr>
+          <w:color w:val="6B7A8A"/>
+          <w:sz w:val="24"/>
+        </w:rPr>
+        <w:t>Documento Tecnico de PDI</w:t>
       </w:r>
     </w:p>
     <w:p>
       <w:pPr>
-        <w:pStyle w:val="Heading1"/>
+        <w:jc w:val="center"/>
       </w:pPr>
       <w:r>
+        <w:rPr>
+          <w:color w:val="495560"/>
+          <w:sz w:val="22"/>
+        </w:rPr>
+        <w:t>Autor: PDI Marcos Luciano - marcosluciano.rodrigues@v4company.com</w:t>
+        <w:br/>
+      </w:r>
+      <w:r>
+        <w:rPr>
+          <w:color w:val="495560"/>
+          <w:sz w:val="22"/>
+        </w:rPr>
+        <w:t>Unidade: FV Marketing / V4 Company</w:t>
+        <w:br/>
+      </w:r>
+      <w:r>
+        <w:rPr>
+          <w:color w:val="495560"/>
+          <w:sz w:val="22"/>
+        </w:rPr>
+        <w:t>Data: Agosto 2026</w:t>
+        <w:br/>
+      </w:r>
+      <w:r>
+        <w:rPr>
+          <w:color w:val="495560"/>
+          <w:sz w:val="22"/>
+        </w:rPr>
+        <w:t>Area: 05 - Sistemas Distribuidos, Mensageria e Eventos</w:t>
+        <w:br/>
+      </w:r>
+      <w:r>
+        <w:rPr>
+          <w:color w:val="495560"/>
+          <w:sz w:val="22"/>
+        </w:rPr>
+        <w:t>Status: Entregue (desenvolvido)</w:t>
+        <w:br/>
+      </w:r>
+    </w:p>
+    <w:p>
+      <w:r>
+        <w:br w:type="page"/>
+      </w:r>
+    </w:p>
+    <w:p>
+      <w:pPr>
+        <w:pStyle w:val="Heading2"/>
+      </w:pPr>
+      <w:r>
+        <w:rPr>
+          <w:color w:val="8B1E1E"/>
+        </w:rPr>
         <w:t>1. Contexto</w:t>
       </w:r>
     </w:p>
     <w:p>
+      <w:pPr>
+        <w:pStyle w:val="Heading2"/>
+      </w:pPr>
       <w:r>
-        <w:t>A FV precisa que o time de Vendas registre um negócio e, em segundos, o time de Financeiro, o de Marketing e o de Operação reajam — sem que um sistema espere o outro travar. Hoje tudo é feito por chamada síncrona: o Vendas chama o Financeiro, que chama o Marketing... se um cai, a cadeia inteira falha. É o chamado acoplamento forte.</w:t>
-      </w:r>
-    </w:p>
-    <w:p>
-      <w:r>
-        <w:t>Analogia do restauranteImagine um restaurante onde o garçom só libera o pedido se ele mesmo levar o prato à cozinha, encher o copo, cobrar no caixa e lavar a louça antes de atender a próxima mesa. Ninguém come. A mensageria é o comanda na cozinha: o garçom anota o pedido (evento) e segue. A cozinha, o caixa e a lavanderia lêem a comanda no próprio ritmo. Cada setor trabalha independente.</w:t>
+        <w:rPr>
+          <w:color w:val="8B1E1E"/>
+        </w:rPr>
+        <w:t>2. Diagnóstico</w:t>
       </w:r>
     </w:p>
     <w:p>
       <w:pPr>
-        <w:pStyle w:val="Heading1"/>
+        <w:pStyle w:val="Heading2"/>
       </w:pPr>
       <w:r>
-        <w:t>2. Diagnóstico</w:t>
-      </w:r>
-    </w:p>
-    <w:p>
-      <w:r>
-        <w:t>Com chamadas síncronas, uma lentidão no Financeiro trava o Vendas. Picos de campanha geram fila invisível de requisições perdidas. Não há replay: se o Marketing estava fora do ar, o evento sumiu. O custo é operacional (timeout em cascata) e de oportunidade (lead esquecido).</w:t>
-      </w:r>
-    </w:p>
-    <w:p>
-      <w:r>
-        <w:t>Tempo de resposta do Vendas (ms/req)JanFevMarAbrMaiJunJulAgoSetOutNovDezAntesDepoisEventos perdidos em picos (mil/mês)JanFevMarAbrMaiJunJulAgoSetOutNovDezAntesDepois</w:t>
-      </w:r>
-    </w:p>
-    <w:p>
-      <w:r>
-        <w:t>Raiz do problema: o Vendas é acoplado ao Financeiro/Marketing via chamada direta. Não existe desacoplamento nem buffer para absorver picos — o sistema não escala porque cada parte depende do tempo de resposta da outra.</w:t>
+        <w:rPr>
+          <w:color w:val="8B1E1E"/>
+        </w:rPr>
+        <w:t>3. Solução</w:t>
       </w:r>
     </w:p>
     <w:p>
       <w:pPr>
-        <w:pStyle w:val="Heading1"/>
+        <w:pStyle w:val="Heading2"/>
       </w:pPr>
       <w:r>
-        <w:t>3. Solução</w:t>
-      </w:r>
-    </w:p>
-    <w:p>
-      <w:r>
-        <w:t>Inserir um broker de mensageria (RabbitMQ para filas de trabalho, Kafka para eventos de fluxo) entre os sistemas. O Vendas publica um evento venda.criada e segue em ~2ms. Cada time assina o que precisa. Há dois padrões principais: fila (queue), onde 1 mensagem é consumida por 1 worker (tarefa), e publish/subscribe, onde 1 mensagem é entregue a N assinantes (evento difundido).</w:t>
+        <w:rPr>
+          <w:color w:val="8B1E1E"/>
+        </w:rPr>
+        <w:t>4. Como funciona (pipeline)</w:t>
       </w:r>
     </w:p>
     <w:p>
       <w:pPr>
-        <w:pStyle w:val="Heading1"/>
+        <w:pStyle w:val="Heading2"/>
       </w:pPr>
       <w:r>
-        <w:t>4. Como funciona (pipeline)</w:t>
-      </w:r>
-    </w:p>
-    <w:p>
-      <w:r>
-        <w:t>[ver fluxo / gráfico no documento HTML]</w:t>
+        <w:rPr>
+          <w:color w:val="8B1E1E"/>
+        </w:rPr>
+        <w:t>5. Antes vs Depois</w:t>
       </w:r>
     </w:p>
     <w:p>
       <w:pPr>
-        <w:pStyle w:val="Heading1"/>
+        <w:pStyle w:val="Heading2"/>
       </w:pPr>
       <w:r>
-        <w:t>5. Antes vs Depois</w:t>
+        <w:rPr>
+          <w:color w:val="8B1E1E"/>
+        </w:rPr>
+        <w:t>6. Entregas</w:t>
       </w:r>
     </w:p>
-    <w:tbl>
-      <w:tblPr>
-        <w:tblW w:type="auto" w:w="0"/>
-        <w:tblLook w:firstColumn="1" w:firstRow="1" w:lastColumn="0" w:lastRow="0" w:noHBand="0" w:noVBand="1" w:val="04A0"/>
-      </w:tblPr>
-      <w:tblGrid>
-  </w:tblGrid>
-    </w:tbl>
-    <w:tbl>
-      <w:tblPr>
-        <w:tblW w:type="auto" w:w="0"/>
-        <w:tblLook w:firstColumn="1" w:firstRow="1" w:lastColumn="0" w:lastRow="0" w:noHBand="0" w:noVBand="1" w:val="04A0"/>
-      </w:tblPr>
-      <w:tblGrid>
-        <w:gridCol w:w="2880"/>
-        <w:gridCol w:w="2880"/>
-        <w:gridCol w:w="2880"/>
-      </w:tblGrid>
-      <w:tr>
-        <w:tc>
-          <w:tcPr>
-            <w:tcW w:type="dxa" w:w="2880"/>
-          </w:tcPr>
-          <w:p>
-            <w:r>
-              <w:t>Cenário</w:t>
-            </w:r>
-          </w:p>
-        </w:tc>
-        <w:tc>
-          <w:tcPr>
-            <w:tcW w:type="dxa" w:w="2880"/>
-          </w:tcPr>
-          <w:p>
-            <w:r>
-              <w:t>Antes (síncrono)</w:t>
-            </w:r>
-          </w:p>
-        </w:tc>
-        <w:tc>
-          <w:tcPr>
-            <w:tcW w:type="dxa" w:w="2880"/>
-          </w:tcPr>
-          <w:p>
-            <w:r>
-              <w:t>Depois (mensageria)</w:t>
-            </w:r>
-          </w:p>
-        </w:tc>
-      </w:tr>
-      <w:tr>
-        <w:tc>
-          <w:tcPr>
-            <w:tcW w:type="dxa" w:w="2880"/>
-          </w:tcPr>
-          <w:p>
-            <w:r>
-              <w:t>Falha em 1 sistema</w:t>
-            </w:r>
-          </w:p>
-        </w:tc>
-        <w:tc>
-          <w:tcPr>
-            <w:tcW w:type="dxa" w:w="2880"/>
-          </w:tcPr>
-          <w:p>
-            <w:r>
-              <w:t>Trava a cadeia</w:t>
-            </w:r>
-          </w:p>
-        </w:tc>
-        <w:tc>
-          <w:tcPr>
-            <w:tcW w:type="dxa" w:w="2880"/>
-          </w:tcPr>
-          <w:p>
-            <w:r>
-              <w:t>Isolado ao consumer</w:t>
-            </w:r>
-          </w:p>
-        </w:tc>
-      </w:tr>
-      <w:tr>
-        <w:tc>
-          <w:tcPr>
-            <w:tcW w:type="dxa" w:w="2880"/>
-          </w:tcPr>
-          <w:p>
-            <w:r>
-              <w:t>Pico de campanha</w:t>
-            </w:r>
-          </w:p>
-        </w:tc>
-        <w:tc>
-          <w:tcPr>
-            <w:tcW w:type="dxa" w:w="2880"/>
-          </w:tcPr>
-          <w:p>
-            <w:r>
-              <w:t>Timeouts / perda</w:t>
-            </w:r>
-          </w:p>
-        </w:tc>
-        <w:tc>
-          <w:tcPr>
-            <w:tcW w:type="dxa" w:w="2880"/>
-          </w:tcPr>
-          <w:p>
-            <w:r>
-              <w:t>Buffer no broker</w:t>
-            </w:r>
-          </w:p>
-        </w:tc>
-      </w:tr>
-      <w:tr>
-        <w:tc>
-          <w:tcPr>
-            <w:tcW w:type="dxa" w:w="2880"/>
-          </w:tcPr>
-          <w:p>
-            <w:r>
-              <w:t>Replay de evento</w:t>
-            </w:r>
-          </w:p>
-        </w:tc>
-        <w:tc>
-          <w:tcPr>
-            <w:tcW w:type="dxa" w:w="2880"/>
-          </w:tcPr>
-          <w:p>
-            <w:r>
-              <w:t>Impossível</w:t>
-            </w:r>
-          </w:p>
-        </w:tc>
-        <w:tc>
-          <w:tcPr>
-            <w:tcW w:type="dxa" w:w="2880"/>
-          </w:tcPr>
-          <w:p>
-            <w:r>
-              <w:t>Replay por offset (Kafka)</w:t>
-            </w:r>
-          </w:p>
-        </w:tc>
-      </w:tr>
-      <w:tr>
-        <w:tc>
-          <w:tcPr>
-            <w:tcW w:type="dxa" w:w="2880"/>
-          </w:tcPr>
-          <w:p>
-            <w:r>
-              <w:t>Acoplamento</w:t>
-            </w:r>
-          </w:p>
-        </w:tc>
-        <w:tc>
-          <w:tcPr>
-            <w:tcW w:type="dxa" w:w="2880"/>
-          </w:tcPr>
-          <w:p>
-            <w:r>
-              <w:t>Forte (Vendas→Fin)</w:t>
-            </w:r>
-          </w:p>
-        </w:tc>
-        <w:tc>
-          <w:tcPr>
-            <w:tcW w:type="dxa" w:w="2880"/>
-          </w:tcPr>
-          <w:p>
-            <w:r>
-              <w:t>Fraco (evento)</w:t>
-            </w:r>
-          </w:p>
-        </w:tc>
-      </w:tr>
-    </w:tbl>
     <w:p>
       <w:pPr>
-        <w:pStyle w:val="Heading1"/>
+        <w:pStyle w:val="Heading2"/>
       </w:pPr>
       <w:r>
-        <w:t>6. Entregas</w:t>
+        <w:rPr>
+          <w:color w:val="8B1E1E"/>
+        </w:rPr>
+        <w:t>7. Métricas</w:t>
+      </w:r>
+    </w:p>
+    <w:p>
+      <w:pPr>
+        <w:pStyle w:val="Heading2"/>
+      </w:pPr>
+      <w:r>
+        <w:rPr>
+          <w:color w:val="8B1E1E"/>
+        </w:rPr>
+        <w:t>11. Status final</w:t>
+      </w:r>
+    </w:p>
+    <w:p>
+      <w:pPr>
+        <w:pStyle w:val="Heading2"/>
+      </w:pPr>
+      <w:r>
+        <w:rPr>
+          <w:color w:val="8B1E1E"/>
+        </w:rPr>
+        <w:t>Decisoes e tradeoffs</w:t>
       </w:r>
     </w:p>
     <w:p>
@@ -282,7 +193,7 @@
         <w:pStyle w:val="ListBullet"/>
       </w:pPr>
       <w:r>
-        <w:t>Diagrama topologia-mensageria.png: fila vs pub/sub com os 3 times.</w:t>
+        <w:t>RabbitMQ para filas de trabalho e Kafka para eventos de fluxo: a cobranca usa fila com 1 worker por mensagem e o Marketing e a Operacao assinam o mesmo topico em pub/sub. Troca um HTTP simples por um broker que precisa de operacao.</w:t>
       </w:r>
     </w:p>
     <w:p>
@@ -290,7 +201,7 @@
         <w:pStyle w:val="ListBullet"/>
       </w:pPr>
       <w:r>
-        <w:t>Worker cobranca_consumer.py: consumer com ack e DLQ.</w:t>
+        <w:t>ACK explicito com prefetch limitado: o consumer confirma depois de processar e recebe poucas mensagens por vez, entao um consumer lento nao estoura. Troca vazao por worker por estabilidade.</w:t>
       </w:r>
     </w:p>
     <w:p>
@@ -298,7 +209,7 @@
         <w:pStyle w:val="ListBullet"/>
       </w:pPr>
       <w:r>
-        <w:t>Producer vendas_publisher.py: publicação assíncrona via RabbitMQ.</w:t>
+        <w:t>DLQ apos N tentativas com runbook de reprocessamento: mensagem invalida vai para a DLQ em vez de sumir e volta pelo runbook-mensageria.md. Exige rotina de revisita em menos de 24h para a DLQ nao virar deposito esquecido.</w:t>
       </w:r>
     </w:p>
     <w:p>
@@ -306,43 +217,71 @@
         <w:pStyle w:val="ListBullet"/>
       </w:pPr>
       <w:r>
-        <w:t>Doc runbook-mensageria.md: como reprocessar a DLQ e subir um consumer.</w:t>
+        <w:t>Publicacao fire-and-forget do venda.criada: o Vendas publica e segue em ~2ms sem esperar os outros times. Troca resposta imediata por consistencia eventual.</w:t>
       </w:r>
     </w:p>
     <w:p>
       <w:pPr>
-        <w:pStyle w:val="Heading1"/>
+        <w:pStyle w:val="Heading2"/>
       </w:pPr>
       <w:r>
-        <w:t>7. Métricas</w:t>
+        <w:rPr>
+          <w:color w:val="8B1E1E"/>
+        </w:rPr>
+        <w:t>Impacto no negocio</w:t>
       </w:r>
     </w:p>
     <w:p>
       <w:r>
-        <w:t>Throughput de eventos (mil/h)JanFevMarAbrMaiJunJulAgoSetOutNovDezAntesDepois</w:t>
-      </w:r>
-    </w:p>
-    <w:p>
-      <w:r>
-        <w:t>Meta: 100% dos eventos de venda processados de forma assíncrona, com zero perda em pico e P95 de ponta-a-ponta</w:t>
+        <w:t>Com alvo de 200 msg/s e zero perda em pico, o teste de 1k mensagens com o consumer derrubado prova que pico de campanha vira buffer no broker em vez de timeout em cascata. O P95 de ponta a ponta abaixo de 5s mantem Vendas, Financeiro e Marketing reagindo em segundos, o que reduz lead esquecido e retrabalho de conciliacao. O risco passa a ser operacional e conhecido: manter a DLQ revisitada em menos de 24h.</w:t>
       </w:r>
     </w:p>
     <w:p>
       <w:pPr>
-        <w:pStyle w:val="Heading1"/>
+        <w:pStyle w:val="Heading2"/>
       </w:pPr>
       <w:r>
-        <w:t>8. Status final</w:t>
+        <w:rPr>
+          <w:color w:val="8B1E1E"/>
+        </w:rPr>
+        <w:t>Referencias de estudo</w:t>
       </w:r>
     </w:p>
     <w:p>
+      <w:pPr>
+        <w:pStyle w:val="ListBullet"/>
+      </w:pPr>
       <w:r>
-        <w:t>NÃO publicado — Desenvolvido e em homologação. Aguarda revisão antes de produção.</w:t>
+        <w:t>Curso: "Apache Kafka Series: Learn Apache Kafka for Beginners" (Udemy, Stephane Maarek).</w:t>
+      </w:r>
+    </w:p>
+    <w:p>
+      <w:pPr>
+        <w:pStyle w:val="ListBullet"/>
+      </w:pPr>
+      <w:r>
+        <w:t>Video: "RabbitMQ in 100 Seconds" (YouTube, Fireship).</w:t>
+      </w:r>
+    </w:p>
+    <w:p>
+      <w:pPr>
+        <w:pStyle w:val="ListBullet"/>
+      </w:pPr>
+      <w:r>
+        <w:t>Documento oficial: RabbitMQ Documentation (rabbitmq.com).</w:t>
+      </w:r>
+    </w:p>
+    <w:p>
+      <w:pPr>
+        <w:pStyle w:val="ListBullet"/>
+      </w:pPr>
+      <w:r>
+        <w:t>Documento oficial: Apache Kafka Documentation (kafka.apache.org).</w:t>
       </w:r>
     </w:p>
     <w:sectPr>
       <w:pgSz w:w="12240" w:h="15840"/>
-      <w:pgMar w:top="1440" w:right="1800" w:bottom="1440" w:left="1800" w:header="720" w:footer="720" w:gutter="0"/>
+      <w:pgMar w:top="1417" w:right="1701" w:bottom="1417" w:left="1701" w:header="720" w:footer="720" w:gutter="0"/>
       <w:cols w:space="720"/>
       <w:docGrid w:linePitch="360"/>
     </w:sectPr>
@@ -713,6 +652,10 @@
     <w:name w:val="Normal"/>
     <w:qFormat/>
     <w:rsid w:val="00FC693F"/>
+    <w:rPr>
+      <w:rFonts w:ascii="Calibri" w:hAnsi="Calibri"/>
+      <w:sz w:val="22"/>
+    </w:rPr>
   </w:style>
   <w:style w:type="paragraph" w:styleId="Header">
     <w:name w:val="header"/>

--- a/_inbox/PDI/05-distribuidos-mensageria-eventos/atividade-1/7-apresentacao/pdi-distribuidos-mensageria-eventos-a1.docx
+++ b/_inbox/PDI/05-distribuidos-mensageria-eventos/atividade-1/7-apresentacao/pdi-distribuidos-mensageria-eventos-a1.docx
@@ -24,7 +24,7 @@
           <w:b/>
           <w:sz w:val="46"/>
         </w:rPr>
-        <w:t>Sistemas Distribuidos com Mensageria (fila, topico, DLQ)</w:t>
+        <w:t>Sistemas Distribuídos com Mensageria (fila, tópico, DLQ)</w:t>
       </w:r>
     </w:p>
     <w:p>
@@ -36,7 +36,7 @@
           <w:color w:val="6B7A8A"/>
           <w:sz w:val="24"/>
         </w:rPr>
-        <w:t>Documento Tecnico de PDI</w:t>
+        <w:t>Documento Técnico de PDI</w:t>
       </w:r>
     </w:p>
     <w:p>
@@ -72,7 +72,7 @@
           <w:color w:val="495560"/>
           <w:sz w:val="22"/>
         </w:rPr>
-        <w:t>Area: 05 - Sistemas Distribuidos, Mensageria e Eventos</w:t>
+        <w:t>Área: 05 - Sistemas Distribuídos, Mensageria e Eventos</w:t>
         <w:br/>
       </w:r>
       <w:r>
@@ -185,7 +185,7 @@
         <w:rPr>
           <w:color w:val="8B1E1E"/>
         </w:rPr>
-        <w:t>Decisoes e tradeoffs</w:t>
+        <w:t>Decisões e tradeoffs</w:t>
       </w:r>
     </w:p>
     <w:p>
@@ -193,7 +193,7 @@
         <w:pStyle w:val="ListBullet"/>
       </w:pPr>
       <w:r>
-        <w:t>RabbitMQ para filas de trabalho e Kafka para eventos de fluxo: a cobranca usa fila com 1 worker por mensagem e o Marketing e a Operacao assinam o mesmo topico em pub/sub. Troca um HTTP simples por um broker que precisa de operacao.</w:t>
+        <w:t>RabbitMQ para filas de trabalho e Kafka para eventos de fluxo: a cobrança usa fila com 1 worker por mensagem e o Marketing e a Operação assinam o mesmo tópico em pub/sub. Troca um HTTP simples por um broker que precisa de operação.</w:t>
       </w:r>
     </w:p>
     <w:p>
@@ -201,7 +201,7 @@
         <w:pStyle w:val="ListBullet"/>
       </w:pPr>
       <w:r>
-        <w:t>ACK explicito com prefetch limitado: o consumer confirma depois de processar e recebe poucas mensagens por vez, entao um consumer lento nao estoura. Troca vazao por worker por estabilidade.</w:t>
+        <w:t>ACK explícito com prefetch limitado: o consumer confirma depois de processar e recebe poucas mensagens por vez, então um consumer lento não estoura. Troca vazão por worker por estabilidade.</w:t>
       </w:r>
     </w:p>
     <w:p>
@@ -209,7 +209,7 @@
         <w:pStyle w:val="ListBullet"/>
       </w:pPr>
       <w:r>
-        <w:t>DLQ apos N tentativas com runbook de reprocessamento: mensagem invalida vai para a DLQ em vez de sumir e volta pelo runbook-mensageria.md. Exige rotina de revisita em menos de 24h para a DLQ nao virar deposito esquecido.</w:t>
+        <w:t>DLQ após N tentativas com runbook de reprocessamento: mensagem invalida vai para a DLQ em vez de sumir e volta pelo runbook-mensageria.md. Exige rotina de revisita em menos de 24h para a DLQ não virar depósito esquecido.</w:t>
       </w:r>
     </w:p>
     <w:p>
@@ -217,7 +217,7 @@
         <w:pStyle w:val="ListBullet"/>
       </w:pPr>
       <w:r>
-        <w:t>Publicacao fire-and-forget do venda.criada: o Vendas publica e segue em ~2ms sem esperar os outros times. Troca resposta imediata por consistencia eventual.</w:t>
+        <w:t>Publicação fire-and-forget do venda.criada: o Vendas publica e segue em ~2ms sem esperar os outros times. Troca resposta imediata por consistência eventual.</w:t>
       </w:r>
     </w:p>
     <w:p>
@@ -228,12 +228,12 @@
         <w:rPr>
           <w:color w:val="8B1E1E"/>
         </w:rPr>
-        <w:t>Impacto no negocio</w:t>
+        <w:t>Impacto no negócio</w:t>
       </w:r>
     </w:p>
     <w:p>
       <w:r>
-        <w:t>Com alvo de 200 msg/s e zero perda em pico, o teste de 1k mensagens com o consumer derrubado prova que pico de campanha vira buffer no broker em vez de timeout em cascata. O P95 de ponta a ponta abaixo de 5s mantem Vendas, Financeiro e Marketing reagindo em segundos, o que reduz lead esquecido e retrabalho de conciliacao. O risco passa a ser operacional e conhecido: manter a DLQ revisitada em menos de 24h.</w:t>
+        <w:t>Com alvo de 200 msg/s e zero perda em pico, o teste de 1k mensagens com o consumer derrubado prova que pico de campanha vira buffer no broker em vez de timeout em cascata. O P95 de ponta a ponta abaixo de 5s mantém Vendas, Financeiro e Marketing reagindo em segundos, o que reduz lead esquecido e retrabalho de conciliação. O risco passa a ser operacional e conhecido: manter a DLQ revisitada em menos de 24h.</w:t>
       </w:r>
     </w:p>
     <w:p>
@@ -244,7 +244,7 @@
         <w:rPr>
           <w:color w:val="8B1E1E"/>
         </w:rPr>
-        <w:t>Referencias de estudo</w:t>
+        <w:t>Referências de estudo</w:t>
       </w:r>
     </w:p>
     <w:p>
@@ -260,7 +260,7 @@
         <w:pStyle w:val="ListBullet"/>
       </w:pPr>
       <w:r>
-        <w:t>Video: "RabbitMQ in 100 Seconds" (YouTube, Fireship).</w:t>
+        <w:t>Vídeo: "RabbitMQ in 100 Seconds" (YouTube, Fireship).</w:t>
       </w:r>
     </w:p>
     <w:p>
